--- a/en/wisdom-stories/what-do-i-need-it-for.docx
+++ b/en/wisdom-stories/what-do-i-need-it-for.docx
@@ -13,13 +13,13 @@
     <w:p>
       <w:pPr/>
       <w:r>
-        <w:t>Suleiman the Magnificent (1494–1566), who ruled from 1520 until his death, brought the Ottoman state to great power. Yet he sometimes wondered whether the dynasty might one day decline and fall.</w:t>
+        <w:t>Suleiman the Lawgiver (Qanuni) (1494–1566), who ruled from 1520 until his death, turned the Ottoman state into one of the most powerful states of its time. Yet he sometimes wondered whether the state of the sons of Osman, too, might one day weaken and fall.</w:t>
       </w:r>
     </w:p>
     <w:p>
       <w:pPr/>
       <w:r>
-        <w:t>He wrote to his foster brother, the scholar Yahya Efendi, whose spiritual insight he respected. “Under what circumstances does a state collapse? Could such a fate await the house of Osman?”</w:t>
+        <w:t>As with many other matters, he decided to confide this anxious thought as well and wrote to his milk brother, the scholar Yahya Efendi, in whose unveiling and miraculous gift he believed. “You are privy to divine secrets. Please make them clear to us. In what condition does a state collapse? What will be the fate of the sons of Osman? Could a day come when this state goes bankrupt?”</w:t>
       </w:r>
     </w:p>
     <w:p>
@@ -33,7 +33,7 @@
     <w:p>
       <w:pPr/>
       <w:r>
-        <w:t>Reading it at Topkapı Palace, Suleiman was bewildered. Surely Yahya Efendi would not dismiss so serious a question. He went to see him in Beşiktaş. “Brother, please take my letter seriously and give me an answer.”</w:t>
+        <w:t>Reading the reply at Topkapı Palace in astonishment, the sultan could not make sense of it, and his unease grew. “I wonder whether this answer holds a meaning we do not know,” he thought. A man like Yahya Efendi would not give so simple an answer to a serious matter. He rose and set off for Yahya Efendi’s dervish lodge in Beşiktaş. This time he repeated his question in a reproachful manner: “Elder brother, please answer my letter. Take the matter seriously.”</w:t>
       </w:r>
     </w:p>
     <w:p>
@@ -49,7 +49,7 @@
         <w:spacing w:after="80"/>
       </w:pPr>
       <w:r>
-        <w:t>“I have, my Sultan. I considered it carefully and gave you my answer.”</w:t>
+        <w:t>“My Sultan, how could I not take your question seriously? I considered it carefully and gave you my answer.”</w:t>
       </w:r>
     </w:p>
     <w:p>
@@ -57,7 +57,7 @@
         <w:spacing w:after="80"/>
       </w:pPr>
       <w:r>
-        <w:t>“But all you said was, ‘What is it to me?’ You seem to want nothing to do with the matter.”</w:t>
+        <w:t>“Well, I understood nothing from your answer. All you said was, ‘What is it to me.’ You seem to want nothing to do with the matter.”</w:t>
       </w:r>
     </w:p>
     <w:p>
@@ -65,13 +65,13 @@
         <w:spacing w:after="80"/>
       </w:pPr>
       <w:r>
-        <w:t>Yahya Efendi explained:</w:t>
+        <w:t>Yahya Efendi set these words of counsel down on the pages of history:</w:t>
       </w:r>
     </w:p>
     <w:p>
       <w:pPr/>
       <w:r>
-        <w:t>“When oppression spreads and injustice takes the throne, people ask, ‘What is it to me?’ The shepherds begin devouring the sheep they should protect. Those who know the truth conceal it. The cries of the poor rise to heaven, but no one listens. Then the end is near. The treasury empties, trust disappears, and respect for public order crumbles. That is how a state falls.”</w:t>
+        <w:t>“When oppression spreads and injustice rises to the heavens, those who hear it say, ‘What is it to me?’ and turn away. Then the sheep are eaten not by wolves but by the shepherds. Those who know the truth conceal it. The cries of the poor rise to heaven, and no one hears them but the stones. Then the end is near. The treasury empties, the people’s trust and respect are shaken. The obedience that upholds public order departs, and respect for the people disappears. Thus collapse and bankruptcy become inevitable.”</w:t>
       </w:r>
     </w:p>
     <w:p>
@@ -79,7 +79,7 @@
         <w:keepNext/>
       </w:pPr>
       <w:r>
-        <w:t>Moved to tears, the sultan bowed his head. He left grateful that someone in his country would speak so plainly to him.</w:t>
+        <w:t>The old sultan began to weep, bowed his head, and affirmed what he had heard. He left, thanking God that his country had a scholar who could give him such advice.</w:t>
       </w:r>
     </w:p>
     <w:p>
@@ -92,11 +92,9 @@
         <w:rPr>
           <w:b/>
         </w:rPr>
-        <w:t>Moral:</w:t>
+        <w:t>Moral: A society weakens when people see oppression and say, “What is it to me?” To look away from injustice is to take part in it.</w:t>
       </w:r>
-      <w:r>
-        <w:t xml:space="preserve"> A society weakens when people see injustice and say, “What is it to me?” Indifference allows oppression to grow.</w:t>
-      </w:r>
+      <w:r/>
     </w:p>
     <w:p>
       <w:pPr>
@@ -107,7 +105,7 @@
           <w:i/>
           <w:sz w:val="18"/>
         </w:rPr>
-        <w:t>Source: Publicly available internet sources.</w:t>
+        <w:t>Stories are taken from open Internet sources; illustrations were created with AI.</w:t>
       </w:r>
     </w:p>
     <w:sectPr>
